--- a/materials/03_商談文字起こし_初回訪問.docx
+++ b/materials/03_商談文字起こし_初回訪問.docx
@@ -9,7 +9,7 @@
           <w:b/>
           <w:sz w:val="32"/>
         </w:rPr>
-        <w:t>商談文字起こし：みなと精機 初回訪問</w:t>
+        <w:t>商談文字起こし：みらい商事 初回訪問</w:t>
       </w:r>
     </w:p>
     <w:p>
@@ -29,7 +29,7 @@
           <w:b w:val="0"/>
           <w:sz w:val="19"/>
         </w:rPr>
-        <w:t>日時：2026年10月6日（火）14:00〜15:10　場所：株式会社みなと精機 本社 3階 第2会議室</w:t>
+        <w:t>日時：2026年10月6日（火）14:00〜15:05　場所：みらい商事株式会社 東京本社 5階 会議室B</w:t>
       </w:r>
     </w:p>
     <w:p>
@@ -39,7 +39,7 @@
           <w:b w:val="0"/>
           <w:sz w:val="19"/>
         </w:rPr>
-        <w:t>出席：みなと精機 佐伯 美和（人事部 人材開発課 課長）、大西 誠（製造技術部 部長）、高野 健太（人事部 人材開発課）</w:t>
+        <w:t>出席：みらい商事 佐伯 美和（営業企画部 課長）、大西 誠（営業第一部 部長）、高野 健太（営業企画部）</w:t>
       </w:r>
     </w:p>
     <w:p>
@@ -68,7 +68,7 @@
           <w:rFonts w:ascii="Yu Gothic" w:hAnsi="Yu Gothic" w:eastAsia="游ゴシック"/>
           <w:b w:val="0"/>
         </w:rPr>
-        <w:t>営業：本日はお時間いただきありがとうございます。えー、先日お電話でいただいた若手技術者さん向けのDX研修の件で、まずは背景からお伺いできればと思います。</w:t>
+        <w:t>営業：本日はお時間いただきありがとうございます。先日メールでいただいた、法人営業の皆さま向けの生成AI研修の件で、まずは背景からお伺いできればと思います。</w:t>
       </w:r>
     </w:p>
     <w:p>
@@ -77,7 +77,7 @@
           <w:rFonts w:ascii="Yu Gothic" w:hAnsi="Yu Gothic" w:eastAsia="游ゴシック"/>
           <w:b w:val="0"/>
         </w:rPr>
-        <w:t>佐伯：はい、よろしくお願いします。えっと、うちは今年から中期経営計画、MINATO VISION 2028っていうのが始まってまして、その中でDX推進が柱の一つになってるんですね。</w:t>
+        <w:t>佐伯：はい、よろしくお願いします。うちは Microsoft 365 を全社で使っていて、今年の春から営業企画部と営業第一部の一部で Copilot を試行しているんですね。</w:t>
       </w:r>
     </w:p>
     <w:p>
@@ -86,7 +86,7 @@
           <w:rFonts w:ascii="Yu Gothic" w:hAnsi="Yu Gothic" w:eastAsia="游ゴシック"/>
           <w:b w:val="0"/>
         </w:rPr>
-        <w:t>佐伯：で、経営層からは「若手のうちからデジタルに強い人材を育てろ」と。ただ正直、人事としても何から手を付けていいかっていうところがあって。</w:t>
+        <w:t>佐伯：ただ、使っている人と使っていない人の差が大きくて。使い方も人によってバラバラで、成果につながっているのかよく分からないんです。</w:t>
       </w:r>
     </w:p>
     <w:p>
@@ -95,7 +95,7 @@
           <w:rFonts w:ascii="Yu Gothic" w:hAnsi="Yu Gothic" w:eastAsia="游ゴシック"/>
           <w:b w:val="0"/>
         </w:rPr>
-        <w:t>大西：現場の立場から言うとですね、ベテランがどんどん抜けていってるんですよ。あと5年で熟練工の3割くらいが定年なんで。技能伝承をどうするかっていうのが一番の悩みで。</w:t>
+        <w:t>大西：現場からするとですね、提案書とか議事録とか、書き物に時間を取られすぎてるんですよ。お客様と話す時間を増やしたい。Copilot はそこに効くと思ってるんですけど、正直みんな何を聞けばいいか分かってない。</w:t>
       </w:r>
     </w:p>
     <w:p>
@@ -104,7 +104,7 @@
           <w:rFonts w:ascii="Yu Gothic" w:hAnsi="Yu Gothic" w:eastAsia="游ゴシック"/>
           <w:b w:val="0"/>
         </w:rPr>
-        <w:t>大西：設備の稼働データとか検査データとかは、実はもう結構たまってるんです。でもそれを見て何か判断できる若手がいない。Excelに落としてはいるけど、グラフ作って終わり、みたいな。</w:t>
+        <w:t>大西：あと、お客様の情報をどこまで入れていいのか分からないから怖くて使えない、っていう声も多いです。</w:t>
       </w:r>
     </w:p>
     <w:p>
@@ -113,7 +113,7 @@
           <w:rFonts w:ascii="Yu Gothic" w:hAnsi="Yu Gothic" w:eastAsia="游ゴシック"/>
           <w:b w:val="0"/>
         </w:rPr>
-        <w:t>中川：なるほど、データはあるけれど、分析して改善につなげるところまで行っていないと。</w:t>
+        <w:t>中川：なるほど。ツールはあるけれど、業務の中での使い方と、安全に使うためのルールが定着していないということですね。</w:t>
       </w:r>
     </w:p>
     <w:p>
@@ -122,7 +122,7 @@
           <w:rFonts w:ascii="Yu Gothic" w:hAnsi="Yu Gothic" w:eastAsia="游ゴシック"/>
           <w:b w:val="0"/>
         </w:rPr>
-        <w:t>大西：そうそう。特に品質保証のほうで、不良率の分析なんかは、もっとちゃんとやりたいんですよね。</w:t>
+        <w:t>佐伯：そうなんです。社内の生成AIガイドラインはあるにはあるんですけど、抽象的で、営業の現場で何をしていいのかが分からないと言われてます。</w:t>
       </w:r>
     </w:p>
     <w:p>
@@ -140,7 +140,7 @@
           <w:rFonts w:ascii="Yu Gothic" w:hAnsi="Yu Gothic" w:eastAsia="游ゴシック"/>
           <w:b w:val="0"/>
         </w:rPr>
-        <w:t>高野：入社2年目から5年目の技術職で、だいたい60名くらいです。生産技術、品質保証、設計の3部門ですね。ただ工場が横浜と群馬と岩手に分かれていて。</w:t>
+        <w:t>高野：法人営業の20名くらいです。営業第一部と第二部から、入社3年目から10年目くらいまでの中堅を中心に選ぶ予定です。</w:t>
       </w:r>
     </w:p>
     <w:p>
@@ -149,7 +149,7 @@
           <w:rFonts w:ascii="Yu Gothic" w:hAnsi="Yu Gothic" w:eastAsia="游ゴシック"/>
           <w:b w:val="0"/>
         </w:rPr>
-        <w:t>佐伯：そこが悩みどころで、集合でやるとなると移動のコストがかかるし、でも昨年度御社にお願いしたExcel研修、あれオンラインだったじゃないですか。アンケートで質問しにくかったって声がけっこうあって。</w:t>
+        <w:t>佐伯：昨年度御社にお願いした Microsoft 365 の研修、あれオンラインだったじゃないですか。アンケートで質問しにくかったって声がけっこうあったので、今回は集合でやりたいと思ってます。</w:t>
       </w:r>
     </w:p>
     <w:p>
@@ -167,7 +167,7 @@
           <w:rFonts w:ascii="Yu Gothic" w:hAnsi="Yu Gothic" w:eastAsia="游ゴシック"/>
           <w:b w:val="0"/>
         </w:rPr>
-        <w:t>佐伯：あと、自分の業務のデータで練習したかったっていう声も多かったですね。</w:t>
+        <w:t>大西：それと、一般的な使い方だけやられても現場は動かないんで。自分たちの提案書とか商談メモで練習できるといいんですけどね。</w:t>
       </w:r>
     </w:p>
     <w:p>
@@ -176,7 +176,7 @@
           <w:rFonts w:ascii="Yu Gothic" w:hAnsi="Yu Gothic" w:eastAsia="游ゴシック"/>
           <w:b w:val="0"/>
         </w:rPr>
-        <w:t>大西：そう、それなんですよ。一般論をやられても現場は動かないんで。前に別の会社さんの研修を受けたときも、内容が一般論すぎて、結局現場で使えないって不評だったんです。</w:t>
+        <w:t>中川：受講者の方がご自身の業務の題材を持ち寄って、プロンプトのテンプレートまで作り込む形はいかがでしょう。私どもでは業務課題持ち込み型と呼んでいます。</w:t>
       </w:r>
     </w:p>
     <w:p>
@@ -185,7 +185,7 @@
           <w:rFonts w:ascii="Yu Gothic" w:hAnsi="Yu Gothic" w:eastAsia="游ゴシック"/>
           <w:b w:val="0"/>
         </w:rPr>
-        <w:t>中川：受講者の方がご自身の職場の課題やデータを持ち寄って、それを題材に演習する形はいかがでしょう。私どもでは「現場課題持ち込み型」と呼んでいる形式があります。</w:t>
+        <w:t>大西：それはいいですね。ただ、本物のお客様情報を研修で使うのはまずいですよね。</w:t>
       </w:r>
     </w:p>
     <w:p>
@@ -194,25 +194,7 @@
           <w:rFonts w:ascii="Yu Gothic" w:hAnsi="Yu Gothic" w:eastAsia="游ゴシック"/>
           <w:b w:val="0"/>
         </w:rPr>
-        <w:t>大西：ああ、それはいいですね。ただデータを社外の研修に持ち出すとなると、情報システム部の許可がいるんですよ。そこは確認しないとなんとも。</w:t>
-      </w:r>
-    </w:p>
-    <w:p>
-      <w:r>
-        <w:rPr>
-          <w:rFonts w:ascii="Yu Gothic" w:hAnsi="Yu Gothic" w:eastAsia="游ゴシック"/>
-          <w:b w:val="0"/>
-        </w:rPr>
-        <w:t>佐伯：それと、最近はやっぱり生成AIですよね。社内でもCopilotを入れるかどうか検討中なんですけど、ガイドラインがまだなくて。若手が勝手に使って情報漏えい、みたいなのが一番怖いんです。研修の中で安全な使い方も教えてもらえるとありがたいです。</w:t>
-      </w:r>
-    </w:p>
-    <w:p>
-      <w:r>
-        <w:rPr>
-          <w:rFonts w:ascii="Yu Gothic" w:hAnsi="Yu Gothic" w:eastAsia="游ゴシック"/>
-          <w:b w:val="0"/>
-        </w:rPr>
-        <w:t>営業：承知しました。生成AIのセキュアな活用については、私どもも半日から1日のプログラムがございますので、組み込む形でご提案できます。</w:t>
+        <w:t>中川：はい、そこは架空のデータに置き換える方法も含めてお教えします。それ自体がセキュリティの練習になります。</w:t>
       </w:r>
     </w:p>
     <w:p>
@@ -230,7 +212,7 @@
           <w:rFonts w:ascii="Yu Gothic" w:hAnsi="Yu Gothic" w:eastAsia="游ゴシック"/>
           <w:b w:val="0"/>
         </w:rPr>
-        <w:t>佐伯：1人あたり3日くらいかなと思っています。業務時間内で。時期は来年の1月から3月の間で終わらせたいです。年度内に。</w:t>
+        <w:t>佐伯：1日か2日くらいかなと思っています。時期は11月上旬で。11月3日は祝日なので、それ以降だと助かります。</w:t>
       </w:r>
     </w:p>
     <w:p>
@@ -239,7 +221,7 @@
           <w:rFonts w:ascii="Yu Gothic" w:hAnsi="Yu Gothic" w:eastAsia="游ゴシック"/>
           <w:b w:val="0"/>
         </w:rPr>
-        <w:t>高野：繁忙期が2月の後半なんで、そこは避けてもらえると助かります。</w:t>
+        <w:t>高野：中旬からは年末の商戦の準備が始まるので、上旬で終わらせたいです。</w:t>
       </w:r>
     </w:p>
     <w:p>
@@ -257,7 +239,25 @@
           <w:rFonts w:ascii="Yu Gothic" w:hAnsi="Yu Gothic" w:eastAsia="游ゴシック"/>
           <w:b w:val="0"/>
         </w:rPr>
-        <w:t>佐伯：人材開発の予算で、税別で600万円くらいを考えています。それを超えるようなら来期予算に回すことになるので、その場合は11月中旬の予算会議にかけないといけないです。</w:t>
+        <w:t>佐伯：予算の目安は100万円くらいです。ただ、まだ承認をもらっているわけではなくて。</w:t>
+      </w:r>
+    </w:p>
+    <w:p>
+      <w:r>
+        <w:rPr>
+          <w:rFonts w:ascii="Yu Gothic" w:hAnsi="Yu Gothic" w:eastAsia="游ゴシック"/>
+          <w:b w:val="0"/>
+        </w:rPr>
+        <w:t>佐伯：決裁は私の上長になるんですけど、金額によって部長なのか本部長なのか変わるので、そこはまだはっきりしていないんです。</w:t>
+      </w:r>
+    </w:p>
+    <w:p>
+      <w:r>
+        <w:rPr>
+          <w:rFonts w:ascii="Yu Gothic" w:hAnsi="Yu Gothic" w:eastAsia="游ゴシック"/>
+          <w:b w:val="0"/>
+        </w:rPr>
+        <w:t>佐伯：なので、予算内に収まる案と、しっかりやる案の2つ、A案とB案みたいな形で出していただけると、上に説明しやすいです。</w:t>
       </w:r>
     </w:p>
     <w:p>
@@ -275,7 +275,7 @@
           <w:rFonts w:ascii="Yu Gothic" w:hAnsi="Yu Gothic" w:eastAsia="游ゴシック"/>
           <w:b w:val="0"/>
         </w:rPr>
-        <w:t>営業：承知しました。効果測定についてはどのようにお考えですか。</w:t>
+        <w:t>営業：承知しました。研修の効果についてはどのようにお考えですか。</w:t>
       </w:r>
     </w:p>
     <w:p>
@@ -284,7 +284,7 @@
           <w:rFonts w:ascii="Yu Gothic" w:hAnsi="Yu Gothic" w:eastAsia="游ゴシック"/>
           <w:b w:val="0"/>
         </w:rPr>
-        <w:t>佐伯：そこは経営層に説明しないといけないので、ちゃんとやりたいです。受講して終わり、じゃなくて、現場で何が変わったかを見せたい。</w:t>
+        <w:t>佐伯：上長に説明しないといけないので、受講して終わり、じゃなくて、業務で何が変わったかを見せたいです。</w:t>
       </w:r>
     </w:p>
     <w:p>
@@ -293,7 +293,7 @@
           <w:rFonts w:ascii="Yu Gothic" w:hAnsi="Yu Gothic" w:eastAsia="游ゴシック"/>
           <w:b w:val="0"/>
         </w:rPr>
-        <w:t>中川：受講3か月後にフォローアップの場を設けて、各自が取り組んだ改善の成果を発表する形はよくご提案しています。</w:t>
+        <w:t>中川：研修の1か月後に、オンラインで活用状況を共有するフォローアップの回を設ける形はよくご提案しています。</w:t>
       </w:r>
     </w:p>
     <w:p>
@@ -302,7 +302,7 @@
           <w:rFonts w:ascii="Yu Gothic" w:hAnsi="Yu Gothic" w:eastAsia="游ゴシック"/>
           <w:b w:val="0"/>
         </w:rPr>
-        <w:t>大西：それいいね。部門長も出られるようにしてほしい。</w:t>
+        <w:t>大西：それいいね。うちのマネージャーも参加できるようにしてほしい。</w:t>
       </w:r>
     </w:p>
     <w:p>
@@ -329,7 +329,7 @@
           <w:rFonts w:ascii="Yu Gothic" w:hAnsi="Yu Gothic" w:eastAsia="游ゴシック"/>
           <w:b w:val="0"/>
         </w:rPr>
-        <w:t>営業：では、本日のお話を踏まえまして、次回、プログラム案と概算のお見積をお持ちする形でよろしいでしょうか。</w:t>
+        <w:t>営業：では、本日のお話を踏まえまして、次回、A案とB案の提案書と概算のお見積をお持ちする形でよろしいでしょうか。</w:t>
       </w:r>
     </w:p>
     <w:p>
@@ -338,7 +338,7 @@
           <w:rFonts w:ascii="Yu Gothic" w:hAnsi="Yu Gothic" w:eastAsia="游ゴシック"/>
           <w:b w:val="0"/>
         </w:rPr>
-        <w:t>佐伯：はい、お願いします。10月20日の火曜日、14時からでどうでしょう。</w:t>
+        <w:t>佐伯：はい、お願いします。10月16日の金曜日、14時からでどうでしょう。</w:t>
       </w:r>
     </w:p>
     <w:p>
@@ -347,7 +347,7 @@
           <w:rFonts w:ascii="Yu Gothic" w:hAnsi="Yu Gothic" w:eastAsia="游ゴシック"/>
           <w:b w:val="0"/>
         </w:rPr>
-        <w:t>営業：承知しました。10月20日14時に伺います。その前に、来週金曜までにプログラムの骨子を一度メールでお送りしますので、方向性だけご確認いただけますか。あわせて、製造業さんでの類似の研修事例もお送りします。</w:t>
+        <w:t>営業：承知しました。10月16日14時に伺います。その前に、今週金曜までにA案とB案の骨子を一度メールでお送りしますので、方向性だけご確認いただけますか。あわせて、商社さんでの生成AI研修の事例もお送りします。</w:t>
       </w:r>
     </w:p>
     <w:p>
@@ -356,7 +356,7 @@
           <w:rFonts w:ascii="Yu Gothic" w:hAnsi="Yu Gothic" w:eastAsia="游ゴシック"/>
           <w:b w:val="0"/>
         </w:rPr>
-        <w:t>佐伯：助かります。こちらからは、高野のほうで対象者のリストと部門別の人数を来週火曜までにお送りします。</w:t>
+        <w:t>佐伯：助かります。こちらからは、高野のほうで対象者のリストを来週火曜までにお送りします。</w:t>
       </w:r>
     </w:p>
     <w:p>
@@ -374,7 +374,7 @@
           <w:rFonts w:ascii="Yu Gothic" w:hAnsi="Yu Gothic" w:eastAsia="游ゴシック"/>
           <w:b w:val="0"/>
         </w:rPr>
-        <w:t>大西：私はデータ持ち出しの件、情シスに確認しておきます。次回までには回答できるかな。</w:t>
+        <w:t>大西：私は、Copilot を試行しているメンバーの使い方と困りごとを、来週月曜までにまとめてお送りします。</w:t>
       </w:r>
     </w:p>
     <w:p>
@@ -383,7 +383,7 @@
           <w:rFonts w:ascii="Yu Gothic" w:hAnsi="Yu Gothic" w:eastAsia="游ゴシック"/>
           <w:b w:val="0"/>
         </w:rPr>
-        <w:t>佐伯：私は予算会議の日程を確認して、11月にかけるかどうかも含めて次回お伝えします。</w:t>
+        <w:t>佐伯：私は決裁者と承認の手続きを確認して、次回お伝えします。</w:t>
       </w:r>
     </w:p>
     <w:p>

--- a/materials/03_商談文字起こし_初回訪問.docx
+++ b/materials/03_商談文字起こし_初回訪問.docx
@@ -29,7 +29,7 @@
           <w:b w:val="0"/>
           <w:sz w:val="19"/>
         </w:rPr>
-        <w:t>日時：2026年10月6日（火）14:00〜15:05　場所：みらい商事株式会社 東京本社 5階 会議室B</w:t>
+        <w:t>日時：2026年10月6日（火） 14:00〜　Zoom（録画・自動文字起こし）</w:t>
       </w:r>
     </w:p>
     <w:p>
@@ -39,7 +39,7 @@
           <w:b w:val="0"/>
           <w:sz w:val="19"/>
         </w:rPr>
-        <w:t>出席：みらい商事 佐伯 美和（営業企画部 課長）、大西 誠（営業第一部 部長）、高野 健太（営業企画部）</w:t>
+        <w:t>出席：みらい商事 佐藤 美和（人材開発担当）、田中 淳（営業企画担当）／ELIソリューションズ 高橋 栄司（営業）</w:t>
       </w:r>
     </w:p>
     <w:p>
@@ -49,17 +49,7 @@
           <w:b w:val="0"/>
           <w:sz w:val="19"/>
         </w:rPr>
-        <w:t xml:space="preserve">　　　ELIソリューションズ 営業担当（あなた）、中川 聡（研修コンサルタント）</w:t>
-      </w:r>
-    </w:p>
-    <w:p>
-      <w:r>
-        <w:rPr>
-          <w:rFonts w:ascii="Yu Gothic" w:hAnsi="Yu Gothic" w:eastAsia="游ゴシック"/>
-          <w:b w:val="0"/>
-          <w:sz w:val="19"/>
-        </w:rPr>
-        <w:t>※ オンライン会議ツールの自動文字起こしをそのまま貼り付けたもの。誤変換・言い間違いを含む。</w:t>
+        <w:t>※ 自動文字起こしのため、話者は「話者A／B／C」で記録されています。</w:t>
       </w:r>
     </w:p>
     <w:p>
@@ -68,7 +58,7 @@
           <w:rFonts w:ascii="Yu Gothic" w:hAnsi="Yu Gothic" w:eastAsia="游ゴシック"/>
           <w:b w:val="0"/>
         </w:rPr>
-        <w:t>営業：本日はお時間いただきありがとうございます。先日メールでいただいた、法人営業の皆さま向けの生成AI研修の件で、まずは背景からお伺いできればと思います。</w:t>
+        <w:t>話者A: 本日はお時間いただきありがとうございます。ELIソリューションズの高橋栄司です。Zoomの録画と文字起こしも残しますので、後ほど議事録をお送りします。</w:t>
       </w:r>
     </w:p>
     <w:p>
@@ -77,7 +67,7 @@
           <w:rFonts w:ascii="Yu Gothic" w:hAnsi="Yu Gothic" w:eastAsia="游ゴシック"/>
           <w:b w:val="0"/>
         </w:rPr>
-        <w:t>佐伯：はい、よろしくお願いします。うちは Microsoft 365 を全社で使っていて、今年の春から営業企画部と営業第一部の一部で Copilot を試行しているんですね。</w:t>
+        <w:t>話者B: みらい商事、人材開発担当の佐藤美和です。隣に営業企画担当の田中淳も同席しています。</w:t>
       </w:r>
     </w:p>
     <w:p>
@@ -86,7 +76,7 @@
           <w:rFonts w:ascii="Yu Gothic" w:hAnsi="Yu Gothic" w:eastAsia="游ゴシック"/>
           <w:b w:val="0"/>
         </w:rPr>
-        <w:t>佐伯：ただ、使っている人と使っていない人の差が大きくて。使い方も人によってバラバラで、成果につながっているのかよく分からないんです。</w:t>
+        <w:t>話者C: 田中です。営業企画の立場で参加します。よろしくお願いします。</w:t>
       </w:r>
     </w:p>
     <w:p>
@@ -95,7 +85,7 @@
           <w:rFonts w:ascii="Yu Gothic" w:hAnsi="Yu Gothic" w:eastAsia="游ゴシック"/>
           <w:b w:val="0"/>
         </w:rPr>
-        <w:t>大西：現場からするとですね、提案書とか議事録とか、書き物に時間を取られすぎてるんですよ。お客様と話す時間を増やしたい。Copilot はそこに効くと思ってるんですけど、正直みんな何を聞けばいいか分かってない。</w:t>
+        <w:t>話者A: いただいたご相談は、社内で生成AIを活用したいが、部署や担当者によって利用状況に差がある、という内容でした。背景をもう一度整理させてください。</w:t>
       </w:r>
     </w:p>
     <w:p>
@@ -104,7 +94,7 @@
           <w:rFonts w:ascii="Yu Gothic" w:hAnsi="Yu Gothic" w:eastAsia="游ゴシック"/>
           <w:b w:val="0"/>
         </w:rPr>
-        <w:t>大西：あと、お客様の情報をどこまで入れていいのか分からないから怖くて使えない、っていう声も多いです。</w:t>
+        <w:t>話者B: はい。全社では300名ほどですが、生成AIを使いこなしている人と、触ったこともない人の差が大きいです。Microsoft 365は全社で使っていて、一部の部署でCopilotを試しています。ただ、営業の業務にどう使えばいいのかが分からない、という声が多いです。</w:t>
       </w:r>
     </w:p>
     <w:p>
@@ -113,7 +103,7 @@
           <w:rFonts w:ascii="Yu Gothic" w:hAnsi="Yu Gothic" w:eastAsia="游ゴシック"/>
           <w:b w:val="0"/>
         </w:rPr>
-        <w:t>中川：なるほど。ツールはあるけれど、業務の中での使い方と、安全に使うためのルールが定着していないということですね。</w:t>
+        <w:t>話者C: 営業企画としては、顧客情報を入力してよいのかという不安が一番大きいと感じています。ルールがないまま各自が使うのは避けたいです。</w:t>
       </w:r>
     </w:p>
     <w:p>
@@ -122,7 +112,7 @@
           <w:rFonts w:ascii="Yu Gothic" w:hAnsi="Yu Gothic" w:eastAsia="游ゴシック"/>
           <w:b w:val="0"/>
         </w:rPr>
-        <w:t>佐伯：そうなんです。社内の生成AIガイドラインはあるにはあるんですけど、抽象的で、営業の現場で何をしていいのかが分からないと言われてます。</w:t>
+        <w:t>話者A: ありがとうございます。今回の対象はどなたを想定されていますか。</w:t>
       </w:r>
     </w:p>
     <w:p>
@@ -131,7 +121,7 @@
           <w:rFonts w:ascii="Yu Gothic" w:hAnsi="Yu Gothic" w:eastAsia="游ゴシック"/>
           <w:b w:val="0"/>
         </w:rPr>
-        <w:t>営業：対象となる方の人数や範囲はどのくらいをお考えでしょうか。</w:t>
+        <w:t>話者B: まずは法人営業の担当者20名です。効果が見えたら他部署への展開も考えますが、それは別途検討とさせてください。</w:t>
       </w:r>
     </w:p>
     <w:p>
@@ -140,7 +130,7 @@
           <w:rFonts w:ascii="Yu Gothic" w:hAnsi="Yu Gothic" w:eastAsia="游ゴシック"/>
           <w:b w:val="0"/>
         </w:rPr>
-        <w:t>高野：法人営業の20名くらいです。営業第一部と第二部から、入社3年目から10年目くらいまでの中堅を中心に選ぶ予定です。</w:t>
+        <w:t>話者A: 対象業務は、商談準備、提案資料の作成、打ち合わせ記録、顧客への連絡、このあたりでしょうか。</w:t>
       </w:r>
     </w:p>
     <w:p>
@@ -149,7 +139,7 @@
           <w:rFonts w:ascii="Yu Gothic" w:hAnsi="Yu Gothic" w:eastAsia="游ゴシック"/>
           <w:b w:val="0"/>
         </w:rPr>
-        <w:t>佐伯：昨年度御社にお願いした Microsoft 365 の研修、あれオンラインだったじゃないですか。アンケートで質問しにくかったって声がけっこうあったので、今回は集合でやりたいと思ってます。</w:t>
+        <w:t>話者C: その4つで合っています。特に提案資料と議事録に時間がかかっています。</w:t>
       </w:r>
     </w:p>
     <w:p>
@@ -158,7 +148,7 @@
           <w:rFonts w:ascii="Yu Gothic" w:hAnsi="Yu Gothic" w:eastAsia="游ゴシック"/>
           <w:b w:val="0"/>
         </w:rPr>
-        <w:t>営業：はい、その節はありがとうございました。いただいたご意見は社内でも共有しております。</w:t>
+        <w:t>話者A: 学んでいただく内容としては、初学者にも分かる基本とセキュリティを押さえたうえで、Word・Excel・PowerPointを使った営業演習、という組み立てを想定しています。</w:t>
       </w:r>
     </w:p>
     <w:p>
@@ -167,7 +157,7 @@
           <w:rFonts w:ascii="Yu Gothic" w:hAnsi="Yu Gothic" w:eastAsia="游ゴシック"/>
           <w:b w:val="0"/>
         </w:rPr>
-        <w:t>大西：それと、一般的な使い方だけやられても現場は動かないんで。自分たちの提案書とか商談メモで練習できるといいんですけどね。</w:t>
+        <w:t>話者B: それが希望に近いです。現場からは、初学者でもついていけるか、受講後に実際の仕事で使えるか、を心配する声が出ています。</w:t>
       </w:r>
     </w:p>
     <w:p>
@@ -176,7 +166,7 @@
           <w:rFonts w:ascii="Yu Gothic" w:hAnsi="Yu Gothic" w:eastAsia="游ゴシック"/>
           <w:b w:val="0"/>
         </w:rPr>
-        <w:t>中川：受講者の方がご自身の業務の題材を持ち寄って、プロンプトのテンプレートまで作り込む形はいかがでしょう。私どもでは業務課題持ち込み型と呼んでいます。</w:t>
+        <w:t>話者A: 承知しました。ここで一点確認させてください。Copilotを試行中とのことですが、対象の20名全員が研修で使う機能を利用できる状態でしょうか。ライセンスの割り当て範囲によっては、演習の内容を変える必要があります。</w:t>
       </w:r>
     </w:p>
     <w:p>
@@ -185,7 +175,7 @@
           <w:rFonts w:ascii="Yu Gothic" w:hAnsi="Yu Gothic" w:eastAsia="游ゴシック"/>
           <w:b w:val="0"/>
         </w:rPr>
-        <w:t>大西：それはいいですね。ただ、本物のお客様情報を研修で使うのはまずいですよね。</w:t>
+        <w:t>話者C: そこは正直、把握できていません。情報システム部門に確認が必要です。</w:t>
       </w:r>
     </w:p>
     <w:p>
@@ -194,7 +184,7 @@
           <w:rFonts w:ascii="Yu Gothic" w:hAnsi="Yu Gothic" w:eastAsia="游ゴシック"/>
           <w:b w:val="0"/>
         </w:rPr>
-        <w:t>中川：はい、そこは架空のデータに置き換える方法も含めてお教えします。それ自体がセキュリティの練習になります。</w:t>
+        <w:t>話者A: では、対象20名の利用可否の確認を御社側でお願いします。担当と期限は、社内でご相談のうえ改めて教えてください。研修の設計は、利用できない場合の代替演習も含めて用意します。</w:t>
       </w:r>
     </w:p>
     <w:p>
@@ -203,7 +193,7 @@
           <w:rFonts w:ascii="Yu Gothic" w:hAnsi="Yu Gothic" w:eastAsia="游ゴシック"/>
           <w:b w:val="0"/>
         </w:rPr>
-        <w:t>営業：期間や時期のご希望はございますか。</w:t>
+        <w:t>話者B: お願いします。会場と端末、必要なライセンスは当社で手配する前提で構いません。</w:t>
       </w:r>
     </w:p>
     <w:p>
@@ -212,7 +202,7 @@
           <w:rFonts w:ascii="Yu Gothic" w:hAnsi="Yu Gothic" w:eastAsia="游ゴシック"/>
           <w:b w:val="0"/>
         </w:rPr>
-        <w:t>佐伯：1日か2日くらいかなと思っています。時期は11月上旬で。11月3日は祝日なので、それ以降だと助かります。</w:t>
+        <w:t>話者A: 助かります。ご提案は2案で出します。A案は集合研修2日間と教材で60万円、B案は事前診断と受講後1か月の活用フォローを加えて100万円です。いずれも税抜、対象20名、研修部分の内容と時間は共通で、追加支援の有無が違います。</w:t>
       </w:r>
     </w:p>
     <w:p>
@@ -221,7 +211,7 @@
           <w:rFonts w:ascii="Yu Gothic" w:hAnsi="Yu Gothic" w:eastAsia="游ゴシック"/>
           <w:b w:val="0"/>
         </w:rPr>
-        <w:t>高野：中旬からは年末の商戦の準備が始まるので、上旬で終わらせたいです。</w:t>
+        <w:t>話者C: 一人当たりだとA案3万円、B案5万円ということですね。差額は40万円ですか。</w:t>
       </w:r>
     </w:p>
     <w:p>
@@ -230,7 +220,7 @@
           <w:rFonts w:ascii="Yu Gothic" w:hAnsi="Yu Gothic" w:eastAsia="游ゴシック"/>
           <w:b w:val="0"/>
         </w:rPr>
-        <w:t>営業：ご予算感についても差し支えなければ。</w:t>
+        <w:t>話者A: はい。B案の追加分は、事前の簡易アンケートと重点整理が20万円、受講後の活用シート回収・整理とオンライン振り返り1回、担当者向けの簡易報告が20万円です。無制限の個別相談やアプリ開発は含みません。</w:t>
       </w:r>
     </w:p>
     <w:p>
@@ -239,7 +229,7 @@
           <w:rFonts w:ascii="Yu Gothic" w:hAnsi="Yu Gothic" w:eastAsia="游ゴシック"/>
           <w:b w:val="0"/>
         </w:rPr>
-        <w:t>佐伯：予算の目安は100万円くらいです。ただ、まだ承認をもらっているわけではなくて。</w:t>
+        <w:t>話者B: 予算は100万円程度を目安に見ています。ただ、これは承認済みの上限ではありません。上長に説明して承認を取る必要があります。</w:t>
       </w:r>
     </w:p>
     <w:p>
@@ -248,7 +238,7 @@
           <w:rFonts w:ascii="Yu Gothic" w:hAnsi="Yu Gothic" w:eastAsia="游ゴシック"/>
           <w:b w:val="0"/>
         </w:rPr>
-        <w:t>佐伯：決裁は私の上長になるんですけど、金額によって部長なのか本部長なのか変わるので、そこはまだはっきりしていないんです。</w:t>
+        <w:t>話者A: 承知しました。目安としてお預かりします。決裁の進め方を教えてください。どなたのご承認が必要でしょうか。</w:t>
       </w:r>
     </w:p>
     <w:p>
@@ -257,7 +247,7 @@
           <w:rFonts w:ascii="Yu Gothic" w:hAnsi="Yu Gothic" w:eastAsia="游ゴシック"/>
           <w:b w:val="0"/>
         </w:rPr>
-        <w:t>佐伯：なので、予算内に収まる案と、しっかりやる案の2つ、A案とB案みたいな形で出していただけると、上に説明しやすいです。</w:t>
+        <w:t>話者B: 私と田中だけでは決められません。人材開発担当の上長に説明して判断してもらう形になります。誰が最終的に承認するかは、金額が固まってから社内で確認します。</w:t>
       </w:r>
     </w:p>
     <w:p>
@@ -266,7 +256,7 @@
           <w:rFonts w:ascii="Yu Gothic" w:hAnsi="Yu Gothic" w:eastAsia="游ゴシック"/>
           <w:b w:val="0"/>
         </w:rPr>
-        <w:t>佐伯：あ、ちなみに他社さんにも声はかけてまして。比較検討させてもらうことになると思います。</w:t>
+        <w:t>話者A: では、上長向けに研修の目的と効果を説明できる資料を1枚お付けします。経営層に説明したい、というお話もありましたね。</w:t>
       </w:r>
     </w:p>
     <w:p>
@@ -275,7 +265,7 @@
           <w:rFonts w:ascii="Yu Gothic" w:hAnsi="Yu Gothic" w:eastAsia="游ゴシック"/>
           <w:b w:val="0"/>
         </w:rPr>
-        <w:t>営業：承知しました。研修の効果についてはどのようにお考えですか。</w:t>
+        <w:t>話者C: はい。目的と効果を短く示せるものが欲しいです。効果はどう確認しますか。</w:t>
       </w:r>
     </w:p>
     <w:p>
@@ -284,7 +274,7 @@
           <w:rFonts w:ascii="Yu Gothic" w:hAnsi="Yu Gothic" w:eastAsia="游ゴシック"/>
           <w:b w:val="0"/>
         </w:rPr>
-        <w:t>佐伯：上長に説明しないといけないので、受講して終わり、じゃなくて、業務で何が変わったかを見せたいです。</w:t>
+        <w:t>話者A: 直後に生成AIの利用判断に関する確認問題と営業成果物の確認、2週間後に承認済みの業務で試したかの記録、1か月後に利用状況と困りごとの振り返り、という3段階です。作業時間を測る場合は条件を揃えて実測し、削減時間をそのまま人件費削減や売上増には換算しません。</w:t>
       </w:r>
     </w:p>
     <w:p>
@@ -293,7 +283,7 @@
           <w:rFonts w:ascii="Yu Gothic" w:hAnsi="Yu Gothic" w:eastAsia="游ゴシック"/>
           <w:b w:val="0"/>
         </w:rPr>
-        <w:t>中川：研修の1か月後に、オンラインで活用状況を共有するフォローアップの回を設ける形はよくご提案しています。</w:t>
+        <w:t>話者B: そこは助かります。社内でも数字の出し方は慎重にしたいので。</w:t>
       </w:r>
     </w:p>
     <w:p>
@@ -302,7 +292,7 @@
           <w:rFonts w:ascii="Yu Gothic" w:hAnsi="Yu Gothic" w:eastAsia="游ゴシック"/>
           <w:b w:val="0"/>
         </w:rPr>
-        <w:t>大西：それいいね。うちのマネージャーも参加できるようにしてほしい。</w:t>
+        <w:t>話者A: もう一点確認です。A案を選ばれた場合、受講後の活用支援は御社側で実施いただく想定になります。誰が担当できそうでしょうか。</w:t>
       </w:r>
     </w:p>
     <w:p>
@@ -311,7 +301,7 @@
           <w:rFonts w:ascii="Yu Gothic" w:hAnsi="Yu Gothic" w:eastAsia="游ゴシック"/>
           <w:b w:val="0"/>
         </w:rPr>
-        <w:t>大西：ところで中川さん、ゴルフやられるんでしたっけ。この前のコンペがひどくてね、はは。</w:t>
+        <w:t>話者B: そこも未確認です。人材開発は2名しかいないので、営業企画に協力してもらう形になるかもしれません。</w:t>
       </w:r>
     </w:p>
     <w:p>
@@ -320,7 +310,7 @@
           <w:rFonts w:ascii="Yu Gothic" w:hAnsi="Yu Gothic" w:eastAsia="游ゴシック"/>
           <w:b w:val="0"/>
         </w:rPr>
-        <w:t>中川：いやあ、私は最近全然で。</w:t>
+        <w:t>話者C: 私のほうで持てるかどうかは、上長と相談してからになります。</w:t>
       </w:r>
     </w:p>
     <w:p>
@@ -329,7 +319,7 @@
           <w:rFonts w:ascii="Yu Gothic" w:hAnsi="Yu Gothic" w:eastAsia="游ゴシック"/>
           <w:b w:val="0"/>
         </w:rPr>
-        <w:t>営業：では、本日のお話を踏まえまして、次回、A案とB案の提案書と概算のお見積をお持ちする形でよろしいでしょうか。</w:t>
+        <w:t>話者A: 承知しました。担当が決まっていない前提で、A案とB案の違いを書き分けます。実施時期は11月上旬をご希望とのことでしたが、日付と会場はまだ未確定でよろしいですか。</w:t>
       </w:r>
     </w:p>
     <w:p>
@@ -338,7 +328,7 @@
           <w:rFonts w:ascii="Yu Gothic" w:hAnsi="Yu Gothic" w:eastAsia="游ゴシック"/>
           <w:b w:val="0"/>
         </w:rPr>
-        <w:t>佐伯：はい、お願いします。10月16日の金曜日、14時からでどうでしょう。</w:t>
+        <w:t>話者B: はい。候補日はこちらで出します。提案書と概算は、10月16日の金曜日、14時からの打ち合わせでご説明いただけますか。社内の打ち合わせがその翌週にあります。</w:t>
       </w:r>
     </w:p>
     <w:p>
@@ -347,7 +337,7 @@
           <w:rFonts w:ascii="Yu Gothic" w:hAnsi="Yu Gothic" w:eastAsia="游ゴシック"/>
           <w:b w:val="0"/>
         </w:rPr>
-        <w:t>営業：承知しました。10月16日14時に伺います。その前に、今週金曜までにA案とB案の骨子を一度メールでお送りしますので、方向性だけご確認いただけますか。あわせて、商社さんでの生成AI研修の事例もお送りします。</w:t>
+        <w:t>話者A: 承知しました。10月16日14時に、A案とB案の提案書と概算をお持ちします。あわせて、上長説明用の1枚と、確認事項の一覧もお付けします。その前に、今週金曜までに2案の骨子をメールでお送りしますので、方向性をご確認ください。</w:t>
       </w:r>
     </w:p>
     <w:p>
@@ -356,7 +346,7 @@
           <w:rFonts w:ascii="Yu Gothic" w:hAnsi="Yu Gothic" w:eastAsia="游ゴシック"/>
           <w:b w:val="0"/>
         </w:rPr>
-        <w:t>佐伯：助かります。こちらからは、高野のほうで対象者のリストを来週火曜までにお送りします。</w:t>
+        <w:t>話者B: 分かりました。こちらからは、対象者20名のリストを来週火曜までにお送りします。</w:t>
       </w:r>
     </w:p>
     <w:p>
@@ -365,7 +355,7 @@
           <w:rFonts w:ascii="Yu Gothic" w:hAnsi="Yu Gothic" w:eastAsia="游ゴシック"/>
           <w:b w:val="0"/>
         </w:rPr>
-        <w:t>高野：はい、承知しました。何かあれば私の携帯にご連絡ください。080-4127-3395です。</w:t>
+        <w:t>話者C: 私は、Copilotを試行している部署の使い方と困りごとを、来週月曜までにまとめてお送りします。</w:t>
       </w:r>
     </w:p>
     <w:p>
@@ -374,7 +364,7 @@
           <w:rFonts w:ascii="Yu Gothic" w:hAnsi="Yu Gothic" w:eastAsia="游ゴシック"/>
           <w:b w:val="0"/>
         </w:rPr>
-        <w:t>大西：私は、Copilot を試行しているメンバーの使い方と困りごとを、来週月曜までにまとめてお送りします。</w:t>
+        <w:t>話者C: 確認事項というのは、さきほどのCopilotの利用可否と、フォローの担当ですね。</w:t>
       </w:r>
     </w:p>
     <w:p>
@@ -383,7 +373,7 @@
           <w:rFonts w:ascii="Yu Gothic" w:hAnsi="Yu Gothic" w:eastAsia="游ゴシック"/>
           <w:b w:val="0"/>
         </w:rPr>
-        <w:t>佐伯：私は決裁者と承認の手続きを確認して、次回お伝えします。</w:t>
+        <w:t>話者A: その2点と、予算承認の状況です。決まっていないことは決まっていないものとして残します。事前アンケートの実施もご提案に含めますが、これは合意事項ではなく案としてお出しします。</w:t>
       </w:r>
     </w:p>
     <w:p>
@@ -392,7 +382,16 @@
           <w:rFonts w:ascii="Yu Gothic" w:hAnsi="Yu Gothic" w:eastAsia="游ゴシック"/>
           <w:b w:val="0"/>
         </w:rPr>
-        <w:t>営業：ありがとうございます。それでは本日はありがとうございました。</w:t>
+        <w:t>話者B: 分かりました。こちらでもCopilotの確認を進めます。本日はありがとうございました。</w:t>
+      </w:r>
+    </w:p>
+    <w:p>
+      <w:r>
+        <w:rPr>
+          <w:rFonts w:ascii="Yu Gothic" w:hAnsi="Yu Gothic" w:eastAsia="游ゴシック"/>
+          <w:b w:val="0"/>
+        </w:rPr>
+        <w:t>話者A: ありがとうございました。本日の議事録とNext Actionを整理してお送りします。</w:t>
       </w:r>
     </w:p>
     <w:sectPr>
